--- a/Section-2.docx
+++ b/Section-2.docx
@@ -1,10 +1,14 @@
 
 <file path=word/document.xml><?xml version="1.0" encoding="utf-8"?>
-<w:document xmlns:wpc="http://schemas.microsoft.com/office/word/2010/wordprocessingCanvas" xmlns:cx="http://schemas.microsoft.com/office/drawing/2014/chartex" xmlns:cx1="http://schemas.microsoft.com/office/drawing/2015/9/8/chartex" xmlns:cx2="http://schemas.microsoft.com/office/drawing/2015/10/21/chartex" xmlns:cx3="http://schemas.microsoft.com/office/drawing/2016/5/9/chartex" xmlns:cx4="http://schemas.microsoft.com/office/drawing/2016/5/10/chartex" xmlns:cx5="http://schemas.microsoft.com/office/drawing/2016/5/11/chartex" xmlns:cx6="http://schemas.microsoft.com/office/drawing/2016/5/12/chartex" xmlns:cx7="http://schemas.microsoft.com/office/drawing/2016/5/13/chartex" xmlns:cx8="http://schemas.microsoft.com/office/drawing/2016/5/14/chartex" xmlns:mc="http://schemas.openxmlformats.org/markup-compatibility/2006" xmlns:aink="http://schemas.microsoft.com/office/drawing/2016/ink" xmlns:am3d="http://schemas.microsoft.com/office/drawing/2017/model3d" xmlns:o="urn:schemas-microsoft-com:office:office" xmlns:r="http://schemas.openxmlformats.org/officeDocument/2006/relationships" xmlns:m="http://schemas.openxmlformats.org/officeDocument/2006/math" xmlns:v="urn:schemas-microsoft-com:vml" xmlns:wp14="http://schemas.microsoft.com/office/word/2010/wordprocessingDrawing" xmlns:wp="http://schemas.openxmlformats.org/drawingml/2006/wordprocessingDrawing" xmlns:w10="urn:schemas-microsoft-com:office:word" xmlns:w="http://schemas.openxmlformats.org/wordprocessingml/2006/main" xmlns:w14="http://schemas.microsoft.com/office/word/2010/wordml" xmlns:w15="http://schemas.microsoft.com/office/word/2012/wordml" xmlns:w16cid="http://schemas.microsoft.com/office/word/2016/wordml/cid" xmlns:w16se="http://schemas.microsoft.com/office/word/2015/wordml/symex" xmlns:wpg="http://schemas.microsoft.com/office/word/2010/wordprocessingGroup" xmlns:wpi="http://schemas.microsoft.com/office/word/2010/wordprocessingInk" xmlns:wne="http://schemas.microsoft.com/office/word/2006/wordml" xmlns:wps="http://schemas.microsoft.com/office/word/2010/wordprocessingShape" mc:Ignorable="w14 w15 w16se w16cid wp14">
+<w:document xmlns:wpc="http://schemas.microsoft.com/office/word/2010/wordprocessingCanvas" xmlns:cx="http://schemas.microsoft.com/office/drawing/2014/chartex" xmlns:cx1="http://schemas.microsoft.com/office/drawing/2015/9/8/chartex" xmlns:cx2="http://schemas.microsoft.com/office/drawing/2015/10/21/chartex" xmlns:cx3="http://schemas.microsoft.com/office/drawing/2016/5/9/chartex" xmlns:cx4="http://schemas.microsoft.com/office/drawing/2016/5/10/chartex" xmlns:cx5="http://schemas.microsoft.com/office/drawing/2016/5/11/chartex" xmlns:cx6="http://schemas.microsoft.com/office/drawing/2016/5/12/chartex" xmlns:cx7="http://schemas.microsoft.com/office/drawing/2016/5/13/chartex" xmlns:cx8="http://schemas.microsoft.com/office/drawing/2016/5/14/chartex" xmlns:mc="http://schemas.openxmlformats.org/markup-compatibility/2006" xmlns:aink="http://schemas.microsoft.com/office/drawing/2016/ink" xmlns:am3d="http://schemas.microsoft.com/office/drawing/2017/model3d" xmlns:o="urn:schemas-microsoft-com:office:office" xmlns:r="http://schemas.openxmlformats.org/officeDocument/2006/relationships" xmlns:m="http://schemas.openxmlformats.org/officeDocument/2006/math" xmlns:v="urn:schemas-microsoft-com:vml" xmlns:wp14="http://schemas.microsoft.com/office/word/2010/wordprocessingDrawing" xmlns:wp="http://schemas.openxmlformats.org/drawingml/2006/wordprocessingDrawing" xmlns:w10="urn:schemas-microsoft-com:office:word" xmlns:w="http://schemas.openxmlformats.org/wordprocessingml/2006/main" xmlns:w14="http://schemas.microsoft.com/office/word/2010/wordml" xmlns:w15="http://schemas.microsoft.com/office/word/2012/wordml" xmlns:w16cex="http://schemas.microsoft.com/office/word/2018/wordml/cex" xmlns:w16cid="http://schemas.microsoft.com/office/word/2016/wordml/cid" xmlns:w16="http://schemas.microsoft.com/office/word/2018/wordml" xmlns:w16sdtdh="http://schemas.microsoft.com/office/word/2020/wordml/sdtdatahash" xmlns:w16se="http://schemas.microsoft.com/office/word/2015/wordml/symex" xmlns:wpg="http://schemas.microsoft.com/office/word/2010/wordprocessingGroup" xmlns:wpi="http://schemas.microsoft.com/office/word/2010/wordprocessingInk" xmlns:wne="http://schemas.microsoft.com/office/word/2006/wordml" xmlns:wps="http://schemas.microsoft.com/office/word/2010/wordprocessingShape" mc:Ignorable="w14 w15 w16se w16cid w16 w16cex w16sdtdh wp14">
   <w:body>
     <w:p>
       <w:pPr>
         <w:pStyle w:val="Heading1"/>
+        <w:numPr>
+          <w:ilvl w:val="0"/>
+          <w:numId w:val="7"/>
+        </w:numPr>
         <w:jc w:val="both"/>
       </w:pPr>
       <w:r>
@@ -13,6 +17,7 @@
     </w:p>
     <w:p>
       <w:pPr>
+        <w:ind w:firstLine="360"/>
         <w:jc w:val="both"/>
         <w:rPr>
           <w:lang w:val="en-US"/>
@@ -115,6 +120,7 @@
     <w:p>
       <w:pPr>
         <w:pStyle w:val="NormalWeb"/>
+        <w:ind w:left="360"/>
         <w:rPr>
           <w:rFonts w:ascii="Cambria" w:hAnsi="Cambria"/>
         </w:rPr>
@@ -172,17 +178,12 @@
         <w:rPr>
           <w:rFonts w:ascii="Cambria" w:hAnsi="Cambria"/>
         </w:rPr>
-        <w:t>Machine Learning (ML),</w:t>
-      </w:r>
-      <w:r>
-        <w:rPr>
-          <w:rFonts w:ascii="Cambria" w:hAnsi="Cambria"/>
-        </w:rPr>
-        <w:t xml:space="preserve"> which helps systems learn from data and make predictions.</w:t>
-      </w:r>
-    </w:p>
-    <w:p>
-      <w:pPr>
+        <w:t>Machine Learning (ML), which helps systems learn from data and make predictions.</w:t>
+      </w:r>
+    </w:p>
+    <w:p>
+      <w:pPr>
+        <w:ind w:firstLine="360"/>
         <w:jc w:val="both"/>
         <w:rPr>
           <w:lang w:val="en-US"/>
@@ -332,19 +333,7 @@
         <w:rPr>
           <w:lang w:val="en-US"/>
         </w:rPr>
-        <w:t xml:space="preserve"> (task is performed using unlabeled</w:t>
-      </w:r>
-      <w:r>
-        <w:rPr>
-          <w:lang w:val="en-US"/>
-        </w:rPr>
-        <w:t xml:space="preserve"> data</w:t>
-      </w:r>
-      <w:r>
-        <w:rPr>
-          <w:lang w:val="en-US"/>
-        </w:rPr>
-        <w:t>)</w:t>
+        <w:t xml:space="preserve"> (task is performed using unlabeled data)</w:t>
       </w:r>
     </w:p>
     <w:p>
@@ -443,6 +432,7 @@
     </w:p>
     <w:p>
       <w:pPr>
+        <w:ind w:firstLine="720"/>
         <w:jc w:val="both"/>
         <w:rPr>
           <w:lang w:val="en-US"/>
@@ -469,6 +459,7 @@
     </w:p>
     <w:p>
       <w:pPr>
+        <w:ind w:firstLine="720"/>
         <w:jc w:val="both"/>
         <w:rPr>
           <w:lang w:val="en-US"/>
@@ -483,6 +474,7 @@
     </w:p>
     <w:p>
       <w:pPr>
+        <w:ind w:firstLine="720"/>
         <w:jc w:val="both"/>
         <w:rPr>
           <w:lang w:val="en-US"/>
@@ -497,6 +489,7 @@
     </w:p>
     <w:p>
       <w:pPr>
+        <w:ind w:firstLine="720"/>
         <w:jc w:val="both"/>
         <w:rPr>
           <w:lang w:val="en-US"/>
@@ -511,6 +504,7 @@
     </w:p>
     <w:p>
       <w:pPr>
+        <w:ind w:firstLine="720"/>
         <w:jc w:val="both"/>
         <w:rPr>
           <w:lang w:val="en-US"/>
@@ -525,6 +519,7 @@
     </w:p>
     <w:p>
       <w:pPr>
+        <w:ind w:firstLine="720"/>
         <w:jc w:val="both"/>
         <w:rPr>
           <w:lang w:val="en-US"/>
@@ -551,6 +546,7 @@
     </w:p>
     <w:p>
       <w:pPr>
+        <w:ind w:firstLine="720"/>
         <w:jc w:val="both"/>
         <w:rPr>
           <w:lang w:val="en-US"/>
@@ -565,6 +561,7 @@
     </w:p>
     <w:p>
       <w:pPr>
+        <w:ind w:firstLine="720"/>
         <w:jc w:val="both"/>
         <w:rPr>
           <w:lang w:val="en-US"/>
@@ -579,6 +576,7 @@
     </w:p>
     <w:p>
       <w:pPr>
+        <w:ind w:firstLine="720"/>
         <w:jc w:val="both"/>
         <w:rPr>
           <w:lang w:val="en-US"/>
@@ -593,6 +591,7 @@
     </w:p>
     <w:p>
       <w:pPr>
+        <w:ind w:firstLine="720"/>
         <w:jc w:val="both"/>
         <w:rPr>
           <w:lang w:val="en-US"/>
@@ -619,6 +618,7 @@
     </w:p>
     <w:p>
       <w:pPr>
+        <w:ind w:firstLine="720"/>
         <w:jc w:val="both"/>
         <w:rPr>
           <w:lang w:val="en-US"/>
@@ -633,6 +633,7 @@
     </w:p>
     <w:p>
       <w:pPr>
+        <w:ind w:firstLine="720"/>
         <w:jc w:val="both"/>
         <w:rPr>
           <w:lang w:val="en-US"/>
@@ -647,6 +648,7 @@
     </w:p>
     <w:p>
       <w:pPr>
+        <w:ind w:firstLine="720"/>
         <w:jc w:val="both"/>
         <w:rPr>
           <w:lang w:val="en-US"/>
@@ -661,6 +663,7 @@
     </w:p>
     <w:p>
       <w:pPr>
+        <w:ind w:firstLine="720"/>
         <w:jc w:val="both"/>
         <w:rPr>
           <w:lang w:val="en-US"/>
@@ -675,6 +678,7 @@
     </w:p>
     <w:p>
       <w:pPr>
+        <w:ind w:firstLine="720"/>
         <w:jc w:val="both"/>
         <w:rPr>
           <w:lang w:val="en-US"/>
@@ -689,6 +693,7 @@
     </w:p>
     <w:p>
       <w:pPr>
+        <w:ind w:firstLine="720"/>
         <w:jc w:val="both"/>
         <w:rPr>
           <w:lang w:val="en-US"/>
@@ -764,8 +769,6 @@
           <w:lang w:val="en-US"/>
         </w:rPr>
       </w:pPr>
-      <w:bookmarkStart w:id="0" w:name="_GoBack"/>
-      <w:bookmarkEnd w:id="0"/>
     </w:p>
     <w:sectPr>
       <w:pgSz w:w="11906" w:h="16838"/>
@@ -778,8 +781,94 @@
 </file>
 
 <file path=word/numbering.xml><?xml version="1.0" encoding="utf-8"?>
-<w:numbering xmlns:wpc="http://schemas.microsoft.com/office/word/2010/wordprocessingCanvas" xmlns:cx="http://schemas.microsoft.com/office/drawing/2014/chartex" xmlns:cx1="http://schemas.microsoft.com/office/drawing/2015/9/8/chartex" xmlns:cx2="http://schemas.microsoft.com/office/drawing/2015/10/21/chartex" xmlns:cx3="http://schemas.microsoft.com/office/drawing/2016/5/9/chartex" xmlns:cx4="http://schemas.microsoft.com/office/drawing/2016/5/10/chartex" xmlns:cx5="http://schemas.microsoft.com/office/drawing/2016/5/11/chartex" xmlns:cx6="http://schemas.microsoft.com/office/drawing/2016/5/12/chartex" xmlns:cx7="http://schemas.microsoft.com/office/drawing/2016/5/13/chartex" xmlns:cx8="http://schemas.microsoft.com/office/drawing/2016/5/14/chartex" xmlns:mc="http://schemas.openxmlformats.org/markup-compatibility/2006" xmlns:aink="http://schemas.microsoft.com/office/drawing/2016/ink" xmlns:am3d="http://schemas.microsoft.com/office/drawing/2017/model3d" xmlns:o="urn:schemas-microsoft-com:office:office" xmlns:r="http://schemas.openxmlformats.org/officeDocument/2006/relationships" xmlns:m="http://schemas.openxmlformats.org/officeDocument/2006/math" xmlns:v="urn:schemas-microsoft-com:vml" xmlns:wp14="http://schemas.microsoft.com/office/word/2010/wordprocessingDrawing" xmlns:wp="http://schemas.openxmlformats.org/drawingml/2006/wordprocessingDrawing" xmlns:w10="urn:schemas-microsoft-com:office:word" xmlns:w="http://schemas.openxmlformats.org/wordprocessingml/2006/main" xmlns:w14="http://schemas.microsoft.com/office/word/2010/wordml" xmlns:w15="http://schemas.microsoft.com/office/word/2012/wordml" xmlns:w16cid="http://schemas.microsoft.com/office/word/2016/wordml/cid" xmlns:w16se="http://schemas.microsoft.com/office/word/2015/wordml/symex" xmlns:wpg="http://schemas.microsoft.com/office/word/2010/wordprocessingGroup" xmlns:wpi="http://schemas.microsoft.com/office/word/2010/wordprocessingInk" xmlns:wne="http://schemas.microsoft.com/office/word/2006/wordml" xmlns:wps="http://schemas.microsoft.com/office/word/2010/wordprocessingShape" mc:Ignorable="w14 w15 w16se w16cid wp14">
+<w:numbering xmlns:wpc="http://schemas.microsoft.com/office/word/2010/wordprocessingCanvas" xmlns:cx="http://schemas.microsoft.com/office/drawing/2014/chartex" xmlns:cx1="http://schemas.microsoft.com/office/drawing/2015/9/8/chartex" xmlns:cx2="http://schemas.microsoft.com/office/drawing/2015/10/21/chartex" xmlns:cx3="http://schemas.microsoft.com/office/drawing/2016/5/9/chartex" xmlns:cx4="http://schemas.microsoft.com/office/drawing/2016/5/10/chartex" xmlns:cx5="http://schemas.microsoft.com/office/drawing/2016/5/11/chartex" xmlns:cx6="http://schemas.microsoft.com/office/drawing/2016/5/12/chartex" xmlns:cx7="http://schemas.microsoft.com/office/drawing/2016/5/13/chartex" xmlns:cx8="http://schemas.microsoft.com/office/drawing/2016/5/14/chartex" xmlns:mc="http://schemas.openxmlformats.org/markup-compatibility/2006" xmlns:aink="http://schemas.microsoft.com/office/drawing/2016/ink" xmlns:am3d="http://schemas.microsoft.com/office/drawing/2017/model3d" xmlns:o="urn:schemas-microsoft-com:office:office" xmlns:r="http://schemas.openxmlformats.org/officeDocument/2006/relationships" xmlns:m="http://schemas.openxmlformats.org/officeDocument/2006/math" xmlns:v="urn:schemas-microsoft-com:vml" xmlns:wp14="http://schemas.microsoft.com/office/word/2010/wordprocessingDrawing" xmlns:wp="http://schemas.openxmlformats.org/drawingml/2006/wordprocessingDrawing" xmlns:w10="urn:schemas-microsoft-com:office:word" xmlns:w="http://schemas.openxmlformats.org/wordprocessingml/2006/main" xmlns:w14="http://schemas.microsoft.com/office/word/2010/wordml" xmlns:w15="http://schemas.microsoft.com/office/word/2012/wordml" xmlns:w16cex="http://schemas.microsoft.com/office/word/2018/wordml/cex" xmlns:w16cid="http://schemas.microsoft.com/office/word/2016/wordml/cid" xmlns:w16="http://schemas.microsoft.com/office/word/2018/wordml" xmlns:w16sdtdh="http://schemas.microsoft.com/office/word/2020/wordml/sdtdatahash" xmlns:w16se="http://schemas.microsoft.com/office/word/2015/wordml/symex" xmlns:wpg="http://schemas.microsoft.com/office/word/2010/wordprocessingGroup" xmlns:wpi="http://schemas.microsoft.com/office/word/2010/wordprocessingInk" xmlns:wne="http://schemas.microsoft.com/office/word/2006/wordml" xmlns:wps="http://schemas.microsoft.com/office/word/2010/wordprocessingShape" mc:Ignorable="w14 w15 w16se w16cid w16 w16cex w16sdtdh wp14">
   <w:abstractNum w:abstractNumId="0" w15:restartNumberingAfterBreak="0">
+    <w:nsid w:val="1B8E5709"/>
+    <w:multiLevelType w:val="hybridMultilevel"/>
+    <w:tmpl w:val="6090101E"/>
+    <w:lvl w:ilvl="0" w:tplc="0809000F">
+      <w:start w:val="1"/>
+      <w:numFmt w:val="decimal"/>
+      <w:lvlText w:val="%1."/>
+      <w:lvlJc w:val="left"/>
+      <w:pPr>
+        <w:ind w:left="720" w:hanging="360"/>
+      </w:pPr>
+    </w:lvl>
+    <w:lvl w:ilvl="1" w:tplc="08090019" w:tentative="1">
+      <w:start w:val="1"/>
+      <w:numFmt w:val="lowerLetter"/>
+      <w:lvlText w:val="%2."/>
+      <w:lvlJc w:val="left"/>
+      <w:pPr>
+        <w:ind w:left="1440" w:hanging="360"/>
+      </w:pPr>
+    </w:lvl>
+    <w:lvl w:ilvl="2" w:tplc="0809001B" w:tentative="1">
+      <w:start w:val="1"/>
+      <w:numFmt w:val="lowerRoman"/>
+      <w:lvlText w:val="%3."/>
+      <w:lvlJc w:val="right"/>
+      <w:pPr>
+        <w:ind w:left="2160" w:hanging="180"/>
+      </w:pPr>
+    </w:lvl>
+    <w:lvl w:ilvl="3" w:tplc="0809000F" w:tentative="1">
+      <w:start w:val="1"/>
+      <w:numFmt w:val="decimal"/>
+      <w:lvlText w:val="%4."/>
+      <w:lvlJc w:val="left"/>
+      <w:pPr>
+        <w:ind w:left="2880" w:hanging="360"/>
+      </w:pPr>
+    </w:lvl>
+    <w:lvl w:ilvl="4" w:tplc="08090019" w:tentative="1">
+      <w:start w:val="1"/>
+      <w:numFmt w:val="lowerLetter"/>
+      <w:lvlText w:val="%5."/>
+      <w:lvlJc w:val="left"/>
+      <w:pPr>
+        <w:ind w:left="3600" w:hanging="360"/>
+      </w:pPr>
+    </w:lvl>
+    <w:lvl w:ilvl="5" w:tplc="0809001B" w:tentative="1">
+      <w:start w:val="1"/>
+      <w:numFmt w:val="lowerRoman"/>
+      <w:lvlText w:val="%6."/>
+      <w:lvlJc w:val="right"/>
+      <w:pPr>
+        <w:ind w:left="4320" w:hanging="180"/>
+      </w:pPr>
+    </w:lvl>
+    <w:lvl w:ilvl="6" w:tplc="0809000F" w:tentative="1">
+      <w:start w:val="1"/>
+      <w:numFmt w:val="decimal"/>
+      <w:lvlText w:val="%7."/>
+      <w:lvlJc w:val="left"/>
+      <w:pPr>
+        <w:ind w:left="5040" w:hanging="360"/>
+      </w:pPr>
+    </w:lvl>
+    <w:lvl w:ilvl="7" w:tplc="08090019" w:tentative="1">
+      <w:start w:val="1"/>
+      <w:numFmt w:val="lowerLetter"/>
+      <w:lvlText w:val="%8."/>
+      <w:lvlJc w:val="left"/>
+      <w:pPr>
+        <w:ind w:left="5760" w:hanging="360"/>
+      </w:pPr>
+    </w:lvl>
+    <w:lvl w:ilvl="8" w:tplc="0809001B" w:tentative="1">
+      <w:start w:val="1"/>
+      <w:numFmt w:val="lowerRoman"/>
+      <w:lvlText w:val="%9."/>
+      <w:lvlJc w:val="right"/>
+      <w:pPr>
+        <w:ind w:left="6480" w:hanging="180"/>
+      </w:pPr>
+    </w:lvl>
+  </w:abstractNum>
+  <w:abstractNum w:abstractNumId="1" w15:restartNumberingAfterBreak="0">
     <w:nsid w:val="36690E67"/>
     <w:multiLevelType w:val="multilevel"/>
     <w:tmpl w:val="699273D6"/>
@@ -896,7 +985,7 @@
       </w:pPr>
     </w:lvl>
   </w:abstractNum>
-  <w:abstractNum w:abstractNumId="1" w15:restartNumberingAfterBreak="0">
+  <w:abstractNum w:abstractNumId="2" w15:restartNumberingAfterBreak="0">
     <w:nsid w:val="3F276C7F"/>
     <w:multiLevelType w:val="hybridMultilevel"/>
     <w:tmpl w:val="69D6CF64"/>
@@ -906,7 +995,7 @@
       <w:lvlText w:val=""/>
       <w:lvlJc w:val="left"/>
       <w:pPr>
-        <w:ind w:left="720" w:hanging="360"/>
+        <w:ind w:left="1080" w:hanging="360"/>
       </w:pPr>
       <w:rPr>
         <w:rFonts w:ascii="Symbol" w:hAnsi="Symbol" w:hint="default"/>
@@ -918,7 +1007,7 @@
       <w:lvlText w:val="o"/>
       <w:lvlJc w:val="left"/>
       <w:pPr>
-        <w:ind w:left="1440" w:hanging="360"/>
+        <w:ind w:left="1800" w:hanging="360"/>
       </w:pPr>
       <w:rPr>
         <w:rFonts w:ascii="Courier New" w:hAnsi="Courier New" w:cs="Courier New" w:hint="default"/>
@@ -930,7 +1019,7 @@
       <w:lvlText w:val=""/>
       <w:lvlJc w:val="left"/>
       <w:pPr>
-        <w:ind w:left="2160" w:hanging="360"/>
+        <w:ind w:left="2520" w:hanging="360"/>
       </w:pPr>
       <w:rPr>
         <w:rFonts w:ascii="Wingdings" w:hAnsi="Wingdings" w:hint="default"/>
@@ -942,7 +1031,7 @@
       <w:lvlText w:val=""/>
       <w:lvlJc w:val="left"/>
       <w:pPr>
-        <w:ind w:left="2880" w:hanging="360"/>
+        <w:ind w:left="3240" w:hanging="360"/>
       </w:pPr>
       <w:rPr>
         <w:rFonts w:ascii="Symbol" w:hAnsi="Symbol" w:hint="default"/>
@@ -954,7 +1043,7 @@
       <w:lvlText w:val="o"/>
       <w:lvlJc w:val="left"/>
       <w:pPr>
-        <w:ind w:left="3600" w:hanging="360"/>
+        <w:ind w:left="3960" w:hanging="360"/>
       </w:pPr>
       <w:rPr>
         <w:rFonts w:ascii="Courier New" w:hAnsi="Courier New" w:cs="Courier New" w:hint="default"/>
@@ -966,7 +1055,7 @@
       <w:lvlText w:val=""/>
       <w:lvlJc w:val="left"/>
       <w:pPr>
-        <w:ind w:left="4320" w:hanging="360"/>
+        <w:ind w:left="4680" w:hanging="360"/>
       </w:pPr>
       <w:rPr>
         <w:rFonts w:ascii="Wingdings" w:hAnsi="Wingdings" w:hint="default"/>
@@ -978,7 +1067,7 @@
       <w:lvlText w:val=""/>
       <w:lvlJc w:val="left"/>
       <w:pPr>
-        <w:ind w:left="5040" w:hanging="360"/>
+        <w:ind w:left="5400" w:hanging="360"/>
       </w:pPr>
       <w:rPr>
         <w:rFonts w:ascii="Symbol" w:hAnsi="Symbol" w:hint="default"/>
@@ -990,7 +1079,7 @@
       <w:lvlText w:val="o"/>
       <w:lvlJc w:val="left"/>
       <w:pPr>
-        <w:ind w:left="5760" w:hanging="360"/>
+        <w:ind w:left="6120" w:hanging="360"/>
       </w:pPr>
       <w:rPr>
         <w:rFonts w:ascii="Courier New" w:hAnsi="Courier New" w:cs="Courier New" w:hint="default"/>
@@ -1002,14 +1091,14 @@
       <w:lvlText w:val=""/>
       <w:lvlJc w:val="left"/>
       <w:pPr>
-        <w:ind w:left="6480" w:hanging="360"/>
+        <w:ind w:left="6840" w:hanging="360"/>
       </w:pPr>
       <w:rPr>
         <w:rFonts w:ascii="Wingdings" w:hAnsi="Wingdings" w:hint="default"/>
       </w:rPr>
     </w:lvl>
   </w:abstractNum>
-  <w:abstractNum w:abstractNumId="2" w15:restartNumberingAfterBreak="0">
+  <w:abstractNum w:abstractNumId="3" w15:restartNumberingAfterBreak="0">
     <w:nsid w:val="46B96178"/>
     <w:multiLevelType w:val="multilevel"/>
     <w:tmpl w:val="2000001D"/>
@@ -1122,7 +1211,7 @@
       </w:rPr>
     </w:lvl>
   </w:abstractNum>
-  <w:abstractNum w:abstractNumId="3" w15:restartNumberingAfterBreak="0">
+  <w:abstractNum w:abstractNumId="4" w15:restartNumberingAfterBreak="0">
     <w:nsid w:val="4D4C1F8A"/>
     <w:multiLevelType w:val="hybridMultilevel"/>
     <w:tmpl w:val="0EA8B1BC"/>
@@ -1132,7 +1221,7 @@
       <w:lvlText w:val=""/>
       <w:lvlJc w:val="left"/>
       <w:pPr>
-        <w:ind w:left="720" w:hanging="360"/>
+        <w:ind w:left="1080" w:hanging="360"/>
       </w:pPr>
       <w:rPr>
         <w:rFonts w:ascii="Symbol" w:hAnsi="Symbol" w:hint="default"/>
@@ -1144,7 +1233,7 @@
       <w:lvlText w:val="o"/>
       <w:lvlJc w:val="left"/>
       <w:pPr>
-        <w:ind w:left="1440" w:hanging="360"/>
+        <w:ind w:left="1800" w:hanging="360"/>
       </w:pPr>
       <w:rPr>
         <w:rFonts w:ascii="Courier New" w:hAnsi="Courier New" w:cs="Courier New" w:hint="default"/>
@@ -1156,7 +1245,7 @@
       <w:lvlText w:val=""/>
       <w:lvlJc w:val="left"/>
       <w:pPr>
-        <w:ind w:left="2160" w:hanging="360"/>
+        <w:ind w:left="2520" w:hanging="360"/>
       </w:pPr>
       <w:rPr>
         <w:rFonts w:ascii="Wingdings" w:hAnsi="Wingdings" w:hint="default"/>
@@ -1168,7 +1257,7 @@
       <w:lvlText w:val=""/>
       <w:lvlJc w:val="left"/>
       <w:pPr>
-        <w:ind w:left="2880" w:hanging="360"/>
+        <w:ind w:left="3240" w:hanging="360"/>
       </w:pPr>
       <w:rPr>
         <w:rFonts w:ascii="Symbol" w:hAnsi="Symbol" w:hint="default"/>
@@ -1180,7 +1269,7 @@
       <w:lvlText w:val="o"/>
       <w:lvlJc w:val="left"/>
       <w:pPr>
-        <w:ind w:left="3600" w:hanging="360"/>
+        <w:ind w:left="3960" w:hanging="360"/>
       </w:pPr>
       <w:rPr>
         <w:rFonts w:ascii="Courier New" w:hAnsi="Courier New" w:cs="Courier New" w:hint="default"/>
@@ -1192,7 +1281,7 @@
       <w:lvlText w:val=""/>
       <w:lvlJc w:val="left"/>
       <w:pPr>
-        <w:ind w:left="4320" w:hanging="360"/>
+        <w:ind w:left="4680" w:hanging="360"/>
       </w:pPr>
       <w:rPr>
         <w:rFonts w:ascii="Wingdings" w:hAnsi="Wingdings" w:hint="default"/>
@@ -1204,7 +1293,7 @@
       <w:lvlText w:val=""/>
       <w:lvlJc w:val="left"/>
       <w:pPr>
-        <w:ind w:left="5040" w:hanging="360"/>
+        <w:ind w:left="5400" w:hanging="360"/>
       </w:pPr>
       <w:rPr>
         <w:rFonts w:ascii="Symbol" w:hAnsi="Symbol" w:hint="default"/>
@@ -1216,7 +1305,7 @@
       <w:lvlText w:val="o"/>
       <w:lvlJc w:val="left"/>
       <w:pPr>
-        <w:ind w:left="5760" w:hanging="360"/>
+        <w:ind w:left="6120" w:hanging="360"/>
       </w:pPr>
       <w:rPr>
         <w:rFonts w:ascii="Courier New" w:hAnsi="Courier New" w:cs="Courier New" w:hint="default"/>
@@ -1228,14 +1317,14 @@
       <w:lvlText w:val=""/>
       <w:lvlJc w:val="left"/>
       <w:pPr>
-        <w:ind w:left="6480" w:hanging="360"/>
+        <w:ind w:left="6840" w:hanging="360"/>
       </w:pPr>
       <w:rPr>
         <w:rFonts w:ascii="Wingdings" w:hAnsi="Wingdings" w:hint="default"/>
       </w:rPr>
     </w:lvl>
   </w:abstractNum>
-  <w:abstractNum w:abstractNumId="4" w15:restartNumberingAfterBreak="0">
+  <w:abstractNum w:abstractNumId="5" w15:restartNumberingAfterBreak="0">
     <w:nsid w:val="5A2A40D3"/>
     <w:multiLevelType w:val="multilevel"/>
     <w:tmpl w:val="2000001D"/>
@@ -1321,7 +1410,7 @@
       </w:pPr>
     </w:lvl>
   </w:abstractNum>
-  <w:abstractNum w:abstractNumId="5" w15:restartNumberingAfterBreak="0">
+  <w:abstractNum w:abstractNumId="6" w15:restartNumberingAfterBreak="0">
     <w:nsid w:val="780F1B98"/>
     <w:multiLevelType w:val="multilevel"/>
     <w:tmpl w:val="74C40E3C"/>
@@ -1435,33 +1524,36 @@
     </w:lvl>
   </w:abstractNum>
   <w:num w:numId="1">
+    <w:abstractNumId w:val="2"/>
+  </w:num>
+  <w:num w:numId="2">
+    <w:abstractNumId w:val="4"/>
+  </w:num>
+  <w:num w:numId="3">
+    <w:abstractNumId w:val="6"/>
+  </w:num>
+  <w:num w:numId="4">
     <w:abstractNumId w:val="1"/>
   </w:num>
-  <w:num w:numId="2">
+  <w:num w:numId="5">
     <w:abstractNumId w:val="3"/>
   </w:num>
-  <w:num w:numId="3">
+  <w:num w:numId="6">
     <w:abstractNumId w:val="5"/>
   </w:num>
-  <w:num w:numId="4">
+  <w:num w:numId="7">
     <w:abstractNumId w:val="0"/>
-  </w:num>
-  <w:num w:numId="5">
-    <w:abstractNumId w:val="2"/>
-  </w:num>
-  <w:num w:numId="6">
-    <w:abstractNumId w:val="4"/>
   </w:num>
 </w:numbering>
 </file>
 
 <file path=word/styles.xml><?xml version="1.0" encoding="utf-8"?>
-<w:styles xmlns:mc="http://schemas.openxmlformats.org/markup-compatibility/2006" xmlns:r="http://schemas.openxmlformats.org/officeDocument/2006/relationships" xmlns:w="http://schemas.openxmlformats.org/wordprocessingml/2006/main" xmlns:w14="http://schemas.microsoft.com/office/word/2010/wordml" xmlns:w15="http://schemas.microsoft.com/office/word/2012/wordml" xmlns:w16cid="http://schemas.microsoft.com/office/word/2016/wordml/cid" xmlns:w16se="http://schemas.microsoft.com/office/word/2015/wordml/symex" mc:Ignorable="w14 w15 w16se w16cid">
+<w:styles xmlns:mc="http://schemas.openxmlformats.org/markup-compatibility/2006" xmlns:r="http://schemas.openxmlformats.org/officeDocument/2006/relationships" xmlns:w="http://schemas.openxmlformats.org/wordprocessingml/2006/main" xmlns:w14="http://schemas.microsoft.com/office/word/2010/wordml" xmlns:w15="http://schemas.microsoft.com/office/word/2012/wordml" xmlns:w16cex="http://schemas.microsoft.com/office/word/2018/wordml/cex" xmlns:w16cid="http://schemas.microsoft.com/office/word/2016/wordml/cid" xmlns:w16="http://schemas.microsoft.com/office/word/2018/wordml" xmlns:w16sdtdh="http://schemas.microsoft.com/office/word/2020/wordml/sdtdatahash" xmlns:w16se="http://schemas.microsoft.com/office/word/2015/wordml/symex" mc:Ignorable="w14 w15 w16se w16cid w16 w16cex w16sdtdh">
   <w:docDefaults>
     <w:rPrDefault>
       <w:rPr>
         <w:rFonts w:asciiTheme="minorHAnsi" w:eastAsiaTheme="minorEastAsia" w:hAnsiTheme="minorHAnsi" w:cstheme="minorBidi"/>
-        <w:lang w:eastAsia="en-US" w:bidi="ar-SA"/>
+        <w:lang w:val="en-GB" w:eastAsia="en-US" w:bidi="ar-SA"/>
       </w:rPr>
     </w:rPrDefault>
     <w:pPrDefault>
@@ -1470,7 +1562,7 @@
       </w:pPr>
     </w:pPrDefault>
   </w:docDefaults>
-  <w:latentStyles w:defLockedState="0" w:defUIPriority="99" w:defSemiHidden="0" w:defUnhideWhenUsed="0" w:defQFormat="0" w:count="375">
+  <w:latentStyles w:defLockedState="0" w:defUIPriority="99" w:defSemiHidden="0" w:defUnhideWhenUsed="0" w:defQFormat="0" w:count="376">
     <w:lsdException w:name="Normal" w:uiPriority="0" w:qFormat="1"/>
     <w:lsdException w:name="heading 1" w:uiPriority="9" w:qFormat="1"/>
     <w:lsdException w:name="heading 2" w:semiHidden="1" w:uiPriority="9" w:unhideWhenUsed="1" w:qFormat="1"/>
@@ -1576,7 +1668,6 @@
     <w:lsdException w:name="HTML Sample" w:semiHidden="1" w:unhideWhenUsed="1"/>
     <w:lsdException w:name="HTML Typewriter" w:semiHidden="1" w:unhideWhenUsed="1"/>
     <w:lsdException w:name="HTML Variable" w:semiHidden="1" w:unhideWhenUsed="1"/>
-    <w:lsdException w:name="Normal Table" w:semiHidden="1" w:unhideWhenUsed="1"/>
     <w:lsdException w:name="annotation subject" w:semiHidden="1" w:unhideWhenUsed="1"/>
     <w:lsdException w:name="No List" w:semiHidden="1" w:unhideWhenUsed="1"/>
     <w:lsdException w:name="Outline List 1" w:semiHidden="1" w:unhideWhenUsed="1"/>
@@ -1623,10 +1714,8 @@
     <w:lsdException w:name="Table Subtle 2" w:semiHidden="1" w:unhideWhenUsed="1"/>
     <w:lsdException w:name="Table Web 1" w:semiHidden="1" w:unhideWhenUsed="1"/>
     <w:lsdException w:name="Table Web 2" w:semiHidden="1" w:unhideWhenUsed="1"/>
-    <w:lsdException w:name="Table Web 3" w:semiHidden="1" w:unhideWhenUsed="1"/>
     <w:lsdException w:name="Balloon Text" w:semiHidden="1" w:unhideWhenUsed="1"/>
     <w:lsdException w:name="Table Grid" w:uiPriority="39"/>
-    <w:lsdException w:name="Table Theme" w:semiHidden="1" w:unhideWhenUsed="1"/>
     <w:lsdException w:name="Placeholder Text" w:semiHidden="1"/>
     <w:lsdException w:name="No Spacing" w:uiPriority="1" w:qFormat="1"/>
     <w:lsdException w:name="Light Shading" w:uiPriority="60"/>
@@ -1846,6 +1935,7 @@
     <w:lsdException w:name="Smart Hyperlink" w:semiHidden="1" w:unhideWhenUsed="1"/>
     <w:lsdException w:name="Hashtag" w:semiHidden="1" w:unhideWhenUsed="1"/>
     <w:lsdException w:name="Unresolved Mention" w:semiHidden="1" w:unhideWhenUsed="1"/>
+    <w:lsdException w:name="Smart Link" w:semiHidden="1" w:unhideWhenUsed="1"/>
   </w:latentStyles>
   <w:style w:type="paragraph" w:default="1" w:styleId="Normal">
     <w:name w:val="Normal"/>
@@ -2067,6 +2157,7 @@
   <w:style w:type="character" w:default="1" w:styleId="DefaultParagraphFont">
     <w:name w:val="Default Paragraph Font"/>
     <w:uiPriority w:val="1"/>
+    <w:semiHidden/>
     <w:unhideWhenUsed/>
   </w:style>
   <w:style w:type="table" w:default="1" w:styleId="TableNormal">
@@ -2487,7 +2578,6 @@
       <w:rFonts w:ascii="Times New Roman" w:eastAsia="Times New Roman" w:hAnsi="Times New Roman" w:cs="Times New Roman"/>
       <w:sz w:val="24"/>
       <w:szCs w:val="24"/>
-      <w:lang/>
     </w:rPr>
   </w:style>
 </w:styles>

--- a/Section-2.docx
+++ b/Section-2.docx
@@ -1,6 +1,6 @@
 
 <file path=word/document.xml><?xml version="1.0" encoding="utf-8"?>
-<w:document xmlns:wpc="http://schemas.microsoft.com/office/word/2010/wordprocessingCanvas" xmlns:cx="http://schemas.microsoft.com/office/drawing/2014/chartex" xmlns:cx1="http://schemas.microsoft.com/office/drawing/2015/9/8/chartex" xmlns:cx2="http://schemas.microsoft.com/office/drawing/2015/10/21/chartex" xmlns:cx3="http://schemas.microsoft.com/office/drawing/2016/5/9/chartex" xmlns:cx4="http://schemas.microsoft.com/office/drawing/2016/5/10/chartex" xmlns:cx5="http://schemas.microsoft.com/office/drawing/2016/5/11/chartex" xmlns:cx6="http://schemas.microsoft.com/office/drawing/2016/5/12/chartex" xmlns:cx7="http://schemas.microsoft.com/office/drawing/2016/5/13/chartex" xmlns:cx8="http://schemas.microsoft.com/office/drawing/2016/5/14/chartex" xmlns:mc="http://schemas.openxmlformats.org/markup-compatibility/2006" xmlns:aink="http://schemas.microsoft.com/office/drawing/2016/ink" xmlns:am3d="http://schemas.microsoft.com/office/drawing/2017/model3d" xmlns:o="urn:schemas-microsoft-com:office:office" xmlns:r="http://schemas.openxmlformats.org/officeDocument/2006/relationships" xmlns:m="http://schemas.openxmlformats.org/officeDocument/2006/math" xmlns:v="urn:schemas-microsoft-com:vml" xmlns:wp14="http://schemas.microsoft.com/office/word/2010/wordprocessingDrawing" xmlns:wp="http://schemas.openxmlformats.org/drawingml/2006/wordprocessingDrawing" xmlns:w10="urn:schemas-microsoft-com:office:word" xmlns:w="http://schemas.openxmlformats.org/wordprocessingml/2006/main" xmlns:w14="http://schemas.microsoft.com/office/word/2010/wordml" xmlns:w15="http://schemas.microsoft.com/office/word/2012/wordml" xmlns:w16cex="http://schemas.microsoft.com/office/word/2018/wordml/cex" xmlns:w16cid="http://schemas.microsoft.com/office/word/2016/wordml/cid" xmlns:w16="http://schemas.microsoft.com/office/word/2018/wordml" xmlns:w16sdtdh="http://schemas.microsoft.com/office/word/2020/wordml/sdtdatahash" xmlns:w16se="http://schemas.microsoft.com/office/word/2015/wordml/symex" xmlns:wpg="http://schemas.microsoft.com/office/word/2010/wordprocessingGroup" xmlns:wpi="http://schemas.microsoft.com/office/word/2010/wordprocessingInk" xmlns:wne="http://schemas.microsoft.com/office/word/2006/wordml" xmlns:wps="http://schemas.microsoft.com/office/word/2010/wordprocessingShape" mc:Ignorable="w14 w15 w16se w16cid w16 w16cex w16sdtdh wp14">
+<w:document xmlns:wpc="http://schemas.microsoft.com/office/word/2010/wordprocessingCanvas" xmlns:cx="http://schemas.microsoft.com/office/drawing/2014/chartex" xmlns:cx1="http://schemas.microsoft.com/office/drawing/2015/9/8/chartex" xmlns:cx2="http://schemas.microsoft.com/office/drawing/2015/10/21/chartex" xmlns:cx3="http://schemas.microsoft.com/office/drawing/2016/5/9/chartex" xmlns:cx4="http://schemas.microsoft.com/office/drawing/2016/5/10/chartex" xmlns:cx5="http://schemas.microsoft.com/office/drawing/2016/5/11/chartex" xmlns:cx6="http://schemas.microsoft.com/office/drawing/2016/5/12/chartex" xmlns:cx7="http://schemas.microsoft.com/office/drawing/2016/5/13/chartex" xmlns:cx8="http://schemas.microsoft.com/office/drawing/2016/5/14/chartex" xmlns:mc="http://schemas.openxmlformats.org/markup-compatibility/2006" xmlns:aink="http://schemas.microsoft.com/office/drawing/2016/ink" xmlns:am3d="http://schemas.microsoft.com/office/drawing/2017/model3d" xmlns:o="urn:schemas-microsoft-com:office:office" xmlns:oel="http://schemas.microsoft.com/office/2019/extlst" xmlns:r="http://schemas.openxmlformats.org/officeDocument/2006/relationships" xmlns:m="http://schemas.openxmlformats.org/officeDocument/2006/math" xmlns:v="urn:schemas-microsoft-com:vml" xmlns:wp14="http://schemas.microsoft.com/office/word/2010/wordprocessingDrawing" xmlns:wp="http://schemas.openxmlformats.org/drawingml/2006/wordprocessingDrawing" xmlns:w10="urn:schemas-microsoft-com:office:word" xmlns:w="http://schemas.openxmlformats.org/wordprocessingml/2006/main" xmlns:w14="http://schemas.microsoft.com/office/word/2010/wordml" xmlns:w15="http://schemas.microsoft.com/office/word/2012/wordml" xmlns:w16cex="http://schemas.microsoft.com/office/word/2018/wordml/cex" xmlns:w16cid="http://schemas.microsoft.com/office/word/2016/wordml/cid" xmlns:w16="http://schemas.microsoft.com/office/word/2018/wordml" xmlns:w16du="http://schemas.microsoft.com/office/word/2023/wordml/word16du" xmlns:w16sdtdh="http://schemas.microsoft.com/office/word/2020/wordml/sdtdatahash" xmlns:w16sdtfl="http://schemas.microsoft.com/office/word/2024/wordml/sdtformatlock" xmlns:w16se="http://schemas.microsoft.com/office/word/2015/wordml/symex" xmlns:wpg="http://schemas.microsoft.com/office/word/2010/wordprocessingGroup" xmlns:wpi="http://schemas.microsoft.com/office/word/2010/wordprocessingInk" xmlns:wne="http://schemas.microsoft.com/office/word/2006/wordml" xmlns:wps="http://schemas.microsoft.com/office/word/2010/wordprocessingShape" mc:Ignorable="w14 w15 w16se w16cid w16 w16cex w16sdtdh w16sdtfl w16du wp14">
   <w:body>
     <w:p>
       <w:pPr>
@@ -10,9 +10,18 @@
           <w:numId w:val="7"/>
         </w:numPr>
         <w:jc w:val="both"/>
-      </w:pPr>
-      <w:r>
-        <w:t>Components of Data Science</w:t>
+        <w:rPr>
+          <w:sz w:val="20"/>
+          <w:szCs w:val="20"/>
+        </w:rPr>
+      </w:pPr>
+      <w:r>
+        <w:rPr>
+          <w:caps w:val="0"/>
+          <w:sz w:val="20"/>
+          <w:szCs w:val="20"/>
+        </w:rPr>
+        <w:t>COMPONENTS OF DATA SCIENCE</w:t>
       </w:r>
     </w:p>
     <w:p>
@@ -20,14 +29,16 @@
         <w:ind w:firstLine="360"/>
         <w:jc w:val="both"/>
         <w:rPr>
-          <w:lang w:val="en-US"/>
-        </w:rPr>
-      </w:pPr>
-      <w:r>
-        <w:rPr>
-          <w:lang w:val="en-US"/>
-        </w:rPr>
-        <w:t>Data Science has three components.</w:t>
+          <w:sz w:val="20"/>
+          <w:lang w:val="en-US"/>
+        </w:rPr>
+      </w:pPr>
+      <w:r>
+        <w:rPr>
+          <w:sz w:val="20"/>
+          <w:lang w:val="en-US"/>
+        </w:rPr>
+        <w:t>DATA SCIENCE HAS THREE COMPONENTS.</w:t>
       </w:r>
     </w:p>
     <w:p>
@@ -39,24 +50,30 @@
         </w:numPr>
         <w:jc w:val="both"/>
         <w:rPr>
+          <w:sz w:val="20"/>
           <w:lang w:val="en-US"/>
         </w:rPr>
       </w:pPr>
       <w:r>
         <w:rPr>
           <w:b/>
-          <w:lang w:val="en-US"/>
-        </w:rPr>
-        <w:t>Pre-Processing</w:t>
-      </w:r>
-      <w:r>
-        <w:rPr>
+          <w:sz w:val="20"/>
+          <w:lang w:val="en-US"/>
+        </w:rPr>
+        <w:t>PRE-PROCESSING</w:t>
+      </w:r>
+      <w:r>
+        <w:rPr>
+          <w:sz w:val="20"/>
           <w:lang w:val="en-US"/>
         </w:rPr>
         <w:t xml:space="preserve"> </w:t>
       </w:r>
       <w:r>
-        <w:t>– preparing and cleaning data.</w:t>
+        <w:rPr>
+          <w:sz w:val="20"/>
+        </w:rPr>
+        <w:t>– PREPARING AND CLEANING DATA.</w:t>
       </w:r>
     </w:p>
     <w:p>
@@ -68,24 +85,30 @@
         </w:numPr>
         <w:jc w:val="both"/>
         <w:rPr>
+          <w:sz w:val="20"/>
           <w:lang w:val="en-US"/>
         </w:rPr>
       </w:pPr>
       <w:r>
         <w:rPr>
           <w:b/>
-          <w:lang w:val="en-US"/>
-        </w:rPr>
-        <w:t>Action</w:t>
-      </w:r>
-      <w:r>
-        <w:rPr>
+          <w:sz w:val="20"/>
+          <w:lang w:val="en-US"/>
+        </w:rPr>
+        <w:t>ACTION</w:t>
+      </w:r>
+      <w:r>
+        <w:rPr>
+          <w:sz w:val="20"/>
           <w:lang w:val="en-US"/>
         </w:rPr>
         <w:t xml:space="preserve"> </w:t>
       </w:r>
       <w:r>
-        <w:t>– applying models to analyze data.</w:t>
+        <w:rPr>
+          <w:sz w:val="20"/>
+        </w:rPr>
+        <w:t>– APPLYING MODELS TO ANALYZE DATA.</w:t>
       </w:r>
     </w:p>
     <w:p>
@@ -97,24 +120,30 @@
         </w:numPr>
         <w:jc w:val="both"/>
         <w:rPr>
+          <w:sz w:val="20"/>
           <w:lang w:val="en-US"/>
         </w:rPr>
       </w:pPr>
       <w:r>
         <w:rPr>
           <w:b/>
-          <w:lang w:val="en-US"/>
-        </w:rPr>
-        <w:t>Post Processing</w:t>
-      </w:r>
-      <w:r>
-        <w:rPr>
+          <w:sz w:val="20"/>
+          <w:lang w:val="en-US"/>
+        </w:rPr>
+        <w:t>POST PROCESSING</w:t>
+      </w:r>
+      <w:r>
+        <w:rPr>
+          <w:sz w:val="20"/>
           <w:lang w:val="en-US"/>
         </w:rPr>
         <w:t xml:space="preserve"> </w:t>
       </w:r>
       <w:r>
-        <w:t>– interpreting and using results.</w:t>
+        <w:rPr>
+          <w:sz w:val="20"/>
+        </w:rPr>
+        <w:t>– INTERPRETING AND USING RESULTS.</w:t>
       </w:r>
     </w:p>
     <w:p>
@@ -123,62 +152,26 @@
         <w:ind w:left="360"/>
         <w:rPr>
           <w:rFonts w:ascii="Cambria" w:hAnsi="Cambria"/>
+          <w:sz w:val="20"/>
+          <w:szCs w:val="20"/>
         </w:rPr>
       </w:pPr>
       <w:r>
         <w:rPr>
           <w:rFonts w:ascii="Cambria" w:hAnsi="Cambria"/>
-          <w:lang w:val="en-US"/>
-        </w:rPr>
-        <w:t>All process</w:t>
+          <w:sz w:val="20"/>
+          <w:szCs w:val="20"/>
+          <w:lang w:val="en-US"/>
+        </w:rPr>
+        <w:t xml:space="preserve">ALL PROCESSES ARE SUPPORTED BY </w:t>
       </w:r>
       <w:r>
         <w:rPr>
           <w:rFonts w:ascii="Cambria" w:hAnsi="Cambria"/>
-          <w:lang w:val="en-US"/>
-        </w:rPr>
-        <w:t>es</w:t>
-      </w:r>
-      <w:r>
-        <w:rPr>
-          <w:rFonts w:ascii="Cambria" w:hAnsi="Cambria"/>
-          <w:lang w:val="en-US"/>
-        </w:rPr>
-        <w:t xml:space="preserve"> </w:t>
-      </w:r>
-      <w:r>
-        <w:rPr>
-          <w:rFonts w:ascii="Cambria" w:hAnsi="Cambria"/>
-          <w:lang w:val="en-US"/>
-        </w:rPr>
-        <w:t>a</w:t>
-      </w:r>
-      <w:r>
-        <w:rPr>
-          <w:rFonts w:ascii="Cambria" w:hAnsi="Cambria"/>
-          <w:lang w:val="en-US"/>
-        </w:rPr>
-        <w:t xml:space="preserve">re </w:t>
-      </w:r>
-      <w:r>
-        <w:rPr>
-          <w:rFonts w:ascii="Cambria" w:hAnsi="Cambria"/>
-          <w:lang w:val="en-US"/>
-        </w:rPr>
-        <w:t>supported</w:t>
-      </w:r>
-      <w:r>
-        <w:rPr>
-          <w:rFonts w:ascii="Cambria" w:hAnsi="Cambria"/>
-          <w:lang w:val="en-US"/>
-        </w:rPr>
-        <w:t xml:space="preserve"> by </w:t>
-      </w:r>
-      <w:r>
-        <w:rPr>
-          <w:rFonts w:ascii="Cambria" w:hAnsi="Cambria"/>
-        </w:rPr>
-        <w:t>Machine Learning (ML), which helps systems learn from data and make predictions.</w:t>
+          <w:sz w:val="20"/>
+          <w:szCs w:val="20"/>
+        </w:rPr>
+        <w:t>MACHINE LEARNING (ML), WHICH HELPS SYSTEMS LEARN FROM DATA AND MAKE PREDICTIONS.</w:t>
       </w:r>
     </w:p>
     <w:p>
@@ -186,14 +179,16 @@
         <w:ind w:firstLine="360"/>
         <w:jc w:val="both"/>
         <w:rPr>
-          <w:lang w:val="en-US"/>
-        </w:rPr>
-      </w:pPr>
-      <w:r>
-        <w:rPr>
-          <w:lang w:val="en-US"/>
-        </w:rPr>
-        <w:t>There are three types of machine learning.</w:t>
+          <w:sz w:val="20"/>
+          <w:lang w:val="en-US"/>
+        </w:rPr>
+      </w:pPr>
+      <w:r>
+        <w:rPr>
+          <w:sz w:val="20"/>
+          <w:lang w:val="en-US"/>
+        </w:rPr>
+        <w:t>THERE ARE THREE TYPES OF MACHINE LEARNING.</w:t>
       </w:r>
     </w:p>
     <w:p>
@@ -205,21 +200,24 @@
         </w:numPr>
         <w:jc w:val="both"/>
         <w:rPr>
+          <w:sz w:val="20"/>
           <w:lang w:val="en-US"/>
         </w:rPr>
       </w:pPr>
       <w:r>
         <w:rPr>
           <w:b/>
-          <w:lang w:val="en-US"/>
-        </w:rPr>
-        <w:t>Supervised learning</w:t>
-      </w:r>
-      <w:r>
-        <w:rPr>
-          <w:lang w:val="en-US"/>
-        </w:rPr>
-        <w:t xml:space="preserve"> (task is performed using labeled data)</w:t>
+          <w:sz w:val="20"/>
+          <w:lang w:val="en-US"/>
+        </w:rPr>
+        <w:t>SUPERVISED LEARNING</w:t>
+      </w:r>
+      <w:r>
+        <w:rPr>
+          <w:sz w:val="20"/>
+          <w:lang w:val="en-US"/>
+        </w:rPr>
+        <w:t xml:space="preserve"> (TASK IS PERFORMED USING LABELED DATA)</w:t>
       </w:r>
     </w:p>
     <w:p>
@@ -231,33 +229,34 @@
         </w:numPr>
         <w:jc w:val="both"/>
         <w:rPr>
+          <w:sz w:val="20"/>
           <w:lang w:val="en-US"/>
         </w:rPr>
       </w:pPr>
       <w:r>
         <w:rPr>
           <w:b/>
-          <w:lang w:val="en-US"/>
-        </w:rPr>
-        <w:t>Classification</w:t>
-      </w:r>
-      <w:r>
-        <w:rPr>
-          <w:lang w:val="en-US"/>
-        </w:rPr>
-        <w:t xml:space="preserve"> (classify object similar to data</w:t>
-      </w:r>
-      <w:r>
-        <w:rPr>
-          <w:lang w:val="en-US"/>
-        </w:rPr>
-        <w:t xml:space="preserve">. </w:t>
-      </w:r>
-      <w:r>
-        <w:t>e.g., spam or not spam</w:t>
-      </w:r>
-      <w:r>
-        <w:rPr>
+          <w:sz w:val="20"/>
+          <w:lang w:val="en-US"/>
+        </w:rPr>
+        <w:t>CLASSIFICATION</w:t>
+      </w:r>
+      <w:r>
+        <w:rPr>
+          <w:sz w:val="20"/>
+          <w:lang w:val="en-US"/>
+        </w:rPr>
+        <w:t xml:space="preserve"> (CLASSIFY OBJECT SIMILAR TO DATA. </w:t>
+      </w:r>
+      <w:r>
+        <w:rPr>
+          <w:sz w:val="20"/>
+        </w:rPr>
+        <w:t>E.G., SPAM OR NOT SPAM</w:t>
+      </w:r>
+      <w:r>
+        <w:rPr>
+          <w:sz w:val="20"/>
           <w:lang w:val="en-US"/>
         </w:rPr>
         <w:t xml:space="preserve">) </w:t>
@@ -272,42 +271,37 @@
         </w:numPr>
         <w:jc w:val="both"/>
         <w:rPr>
+          <w:sz w:val="20"/>
           <w:lang w:val="en-US"/>
         </w:rPr>
       </w:pPr>
       <w:r>
         <w:rPr>
           <w:b/>
-          <w:lang w:val="en-US"/>
-        </w:rPr>
-        <w:t>Regression</w:t>
-      </w:r>
-      <w:r>
-        <w:rPr>
-          <w:lang w:val="en-US"/>
-        </w:rPr>
-        <w:t xml:space="preserve"> (predict next value</w:t>
-      </w:r>
-      <w:r>
-        <w:rPr>
-          <w:lang w:val="en-US"/>
-        </w:rPr>
-        <w:t xml:space="preserve">. </w:t>
-      </w:r>
-      <w:r>
-        <w:t>e.g., house prices</w:t>
-      </w:r>
-      <w:r>
-        <w:rPr>
-          <w:lang w:val="en-US"/>
-        </w:rPr>
-        <w:t>.</w:t>
-      </w:r>
-      <w:r>
-        <w:rPr>
-          <w:lang w:val="en-US"/>
-        </w:rPr>
-        <w:t>)</w:t>
+          <w:sz w:val="20"/>
+          <w:lang w:val="en-US"/>
+        </w:rPr>
+        <w:t>REGRESSION</w:t>
+      </w:r>
+      <w:r>
+        <w:rPr>
+          <w:sz w:val="20"/>
+          <w:lang w:val="en-US"/>
+        </w:rPr>
+        <w:t xml:space="preserve"> (PREDICT NEXT VALUE. </w:t>
+      </w:r>
+      <w:r>
+        <w:rPr>
+          <w:sz w:val="20"/>
+        </w:rPr>
+        <w:t>E.G., HOUSE PRICES</w:t>
+      </w:r>
+      <w:r>
+        <w:rPr>
+          <w:sz w:val="20"/>
+          <w:lang w:val="en-US"/>
+        </w:rPr>
+        <w:t>.)</w:t>
       </w:r>
     </w:p>
     <w:p>
@@ -319,21 +313,24 @@
         </w:numPr>
         <w:jc w:val="both"/>
         <w:rPr>
+          <w:sz w:val="20"/>
           <w:lang w:val="en-US"/>
         </w:rPr>
       </w:pPr>
       <w:r>
         <w:rPr>
           <w:b/>
-          <w:lang w:val="en-US"/>
-        </w:rPr>
-        <w:t>Unsupervised learning</w:t>
-      </w:r>
-      <w:r>
-        <w:rPr>
-          <w:lang w:val="en-US"/>
-        </w:rPr>
-        <w:t xml:space="preserve"> (task is performed using unlabeled data)</w:t>
+          <w:sz w:val="20"/>
+          <w:lang w:val="en-US"/>
+        </w:rPr>
+        <w:t>UNSUPERVISED LEARNING</w:t>
+      </w:r>
+      <w:r>
+        <w:rPr>
+          <w:sz w:val="20"/>
+          <w:lang w:val="en-US"/>
+        </w:rPr>
+        <w:t xml:space="preserve"> (TASK IS PERFORMED USING UNLABELED DATA)</w:t>
       </w:r>
     </w:p>
     <w:p>
@@ -345,33 +342,34 @@
         </w:numPr>
         <w:jc w:val="both"/>
         <w:rPr>
+          <w:sz w:val="20"/>
           <w:lang w:val="en-US"/>
         </w:rPr>
       </w:pPr>
       <w:r>
         <w:rPr>
           <w:b/>
-          <w:lang w:val="en-US"/>
-        </w:rPr>
-        <w:t>Clustering</w:t>
-      </w:r>
-      <w:r>
-        <w:rPr>
-          <w:lang w:val="en-US"/>
-        </w:rPr>
-        <w:t xml:space="preserve"> (similar types of objects are combined</w:t>
-      </w:r>
-      <w:r>
-        <w:rPr>
-          <w:lang w:val="en-US"/>
-        </w:rPr>
-        <w:t xml:space="preserve">. </w:t>
-      </w:r>
-      <w:r>
-        <w:t>e.g., customer segmentation</w:t>
-      </w:r>
-      <w:r>
-        <w:rPr>
+          <w:sz w:val="20"/>
+          <w:lang w:val="en-US"/>
+        </w:rPr>
+        <w:t>CLUSTERING</w:t>
+      </w:r>
+      <w:r>
+        <w:rPr>
+          <w:sz w:val="20"/>
+          <w:lang w:val="en-US"/>
+        </w:rPr>
+        <w:t xml:space="preserve"> (SIMILAR TYPES OF OBJECTS ARE COMBINED. </w:t>
+      </w:r>
+      <w:r>
+        <w:rPr>
+          <w:sz w:val="20"/>
+        </w:rPr>
+        <w:t>E.G., CUSTOMER SEGMENTATION</w:t>
+      </w:r>
+      <w:r>
+        <w:rPr>
+          <w:sz w:val="20"/>
           <w:lang w:val="en-US"/>
         </w:rPr>
         <w:t>)</w:t>
@@ -386,45 +384,34 @@
         </w:numPr>
         <w:jc w:val="both"/>
         <w:rPr>
+          <w:sz w:val="20"/>
           <w:lang w:val="en-US"/>
         </w:rPr>
       </w:pPr>
       <w:r>
         <w:rPr>
           <w:b/>
-          <w:lang w:val="en-US"/>
-        </w:rPr>
-        <w:t>Reinforced data</w:t>
-      </w:r>
-      <w:r>
-        <w:rPr>
-          <w:lang w:val="en-US"/>
-        </w:rPr>
-        <w:t xml:space="preserve"> (set of rules are provided and reward and penalty </w:t>
-      </w:r>
-      <w:r>
-        <w:rPr>
-          <w:lang w:val="en-US"/>
-        </w:rPr>
-        <w:t>are</w:t>
-      </w:r>
-      <w:r>
-        <w:rPr>
-          <w:lang w:val="en-US"/>
-        </w:rPr>
-        <w:t xml:space="preserve"> given at the end.</w:t>
-      </w:r>
-      <w:r>
-        <w:rPr>
-          <w:lang w:val="en-US"/>
-        </w:rPr>
-        <w:t xml:space="preserve"> </w:t>
-      </w:r>
-      <w:r>
-        <w:t>e.g., training a robot</w:t>
-      </w:r>
-      <w:r>
-        <w:rPr>
+          <w:sz w:val="20"/>
+          <w:lang w:val="en-US"/>
+        </w:rPr>
+        <w:t>REINFORCED DATA</w:t>
+      </w:r>
+      <w:r>
+        <w:rPr>
+          <w:sz w:val="20"/>
+          <w:lang w:val="en-US"/>
+        </w:rPr>
+        <w:t xml:space="preserve"> (SET OF RULES ARE PROVIDED AND REWARD AND PENALTY ARE GIVEN AT THE END. </w:t>
+      </w:r>
+      <w:r>
+        <w:rPr>
+          <w:sz w:val="20"/>
+        </w:rPr>
+        <w:t>E.G., TRAINING A ROBOT</w:t>
+      </w:r>
+      <w:r>
+        <w:rPr>
+          <w:sz w:val="20"/>
           <w:lang w:val="en-US"/>
         </w:rPr>
         <w:t>)</w:t>
@@ -435,26 +422,16 @@
         <w:ind w:firstLine="720"/>
         <w:jc w:val="both"/>
         <w:rPr>
-          <w:lang w:val="en-US"/>
-        </w:rPr>
-      </w:pPr>
-      <w:r>
-        <w:rPr>
-          <w:lang w:val="en-US"/>
-        </w:rPr>
-        <w:t>All the above is classified into Artificial Intelligence</w:t>
-      </w:r>
-      <w:r>
-        <w:rPr>
-          <w:lang w:val="en-US"/>
-        </w:rPr>
-        <w:t xml:space="preserve"> (AI)</w:t>
-      </w:r>
-      <w:r>
-        <w:rPr>
-          <w:lang w:val="en-US"/>
-        </w:rPr>
-        <w:t>.</w:t>
+          <w:sz w:val="20"/>
+          <w:lang w:val="en-US"/>
+        </w:rPr>
+      </w:pPr>
+      <w:r>
+        <w:rPr>
+          <w:sz w:val="20"/>
+          <w:lang w:val="en-US"/>
+        </w:rPr>
+        <w:t>ALL THE ABOVE IS CLASSIFIED INTO ARTIFICIAL INTELLIGENCE (AI).</w:t>
       </w:r>
     </w:p>
     <w:p>
@@ -462,14 +439,16 @@
         <w:ind w:firstLine="720"/>
         <w:jc w:val="both"/>
         <w:rPr>
-          <w:lang w:val="en-US"/>
-        </w:rPr>
-      </w:pPr>
-      <w:r>
-        <w:rPr>
-          <w:lang w:val="en-US"/>
-        </w:rPr>
-        <w:t>Artificial Intelligence (AI)</w:t>
+          <w:sz w:val="20"/>
+          <w:lang w:val="en-US"/>
+        </w:rPr>
+      </w:pPr>
+      <w:r>
+        <w:rPr>
+          <w:sz w:val="20"/>
+          <w:lang w:val="en-US"/>
+        </w:rPr>
+        <w:t>ARTIFICIAL INTELLIGENCE (AI)</w:t>
       </w:r>
     </w:p>
     <w:p>
@@ -477,11 +456,13 @@
         <w:ind w:firstLine="720"/>
         <w:jc w:val="both"/>
         <w:rPr>
-          <w:lang w:val="en-US"/>
-        </w:rPr>
-      </w:pPr>
-      <w:r>
-        <w:rPr>
+          <w:sz w:val="20"/>
+          <w:lang w:val="en-US"/>
+        </w:rPr>
+      </w:pPr>
+      <w:r>
+        <w:rPr>
+          <w:sz w:val="20"/>
           <w:lang w:val="en-US"/>
         </w:rPr>
         <w:t>│</w:t>
@@ -492,14 +473,16 @@
         <w:ind w:firstLine="720"/>
         <w:jc w:val="both"/>
         <w:rPr>
-          <w:lang w:val="en-US"/>
-        </w:rPr>
-      </w:pPr>
-      <w:r>
-        <w:rPr>
-          <w:lang w:val="en-US"/>
-        </w:rPr>
-        <w:t>├ Machine Learning (ML) → Learn from data</w:t>
+          <w:sz w:val="20"/>
+          <w:lang w:val="en-US"/>
+        </w:rPr>
+      </w:pPr>
+      <w:r>
+        <w:rPr>
+          <w:sz w:val="20"/>
+          <w:lang w:val="en-US"/>
+        </w:rPr>
+        <w:t>├ MACHINE LEARNING (ML) → LEARN FROM DATA</w:t>
       </w:r>
     </w:p>
     <w:p>
@@ -507,11 +490,13 @@
         <w:ind w:firstLine="720"/>
         <w:jc w:val="both"/>
         <w:rPr>
-          <w:lang w:val="en-US"/>
-        </w:rPr>
-      </w:pPr>
-      <w:r>
-        <w:rPr>
+          <w:sz w:val="20"/>
+          <w:lang w:val="en-US"/>
+        </w:rPr>
+      </w:pPr>
+      <w:r>
+        <w:rPr>
+          <w:sz w:val="20"/>
           <w:lang w:val="en-US"/>
         </w:rPr>
         <w:t>│   │</w:t>
@@ -522,26 +507,16 @@
         <w:ind w:firstLine="720"/>
         <w:jc w:val="both"/>
         <w:rPr>
-          <w:lang w:val="en-US"/>
-        </w:rPr>
-      </w:pPr>
-      <w:r>
-        <w:rPr>
-          <w:lang w:val="en-US"/>
-        </w:rPr>
-        <w:t>│   ├</w:t>
-      </w:r>
-      <w:r>
-        <w:rPr>
-          <w:lang w:val="en-US"/>
-        </w:rPr>
-        <w:t xml:space="preserve"> </w:t>
-      </w:r>
-      <w:r>
-        <w:rPr>
-          <w:lang w:val="en-US"/>
-        </w:rPr>
-        <w:t>Supervised Learning</w:t>
+          <w:sz w:val="20"/>
+          <w:lang w:val="en-US"/>
+        </w:rPr>
+      </w:pPr>
+      <w:r>
+        <w:rPr>
+          <w:sz w:val="20"/>
+          <w:lang w:val="en-US"/>
+        </w:rPr>
+        <w:t>│   ├ SUPERVISED LEARNING</w:t>
       </w:r>
     </w:p>
     <w:p>
@@ -549,14 +524,16 @@
         <w:ind w:firstLine="720"/>
         <w:jc w:val="both"/>
         <w:rPr>
-          <w:lang w:val="en-US"/>
-        </w:rPr>
-      </w:pPr>
-      <w:r>
-        <w:rPr>
-          <w:lang w:val="en-US"/>
-        </w:rPr>
-        <w:t>│   │     ├ Classification (categorize data)</w:t>
+          <w:sz w:val="20"/>
+          <w:lang w:val="en-US"/>
+        </w:rPr>
+      </w:pPr>
+      <w:r>
+        <w:rPr>
+          <w:sz w:val="20"/>
+          <w:lang w:val="en-US"/>
+        </w:rPr>
+        <w:t>│   │     ├ CLASSIFICATION (CATEGORIZE DATA)</w:t>
       </w:r>
     </w:p>
     <w:p>
@@ -564,14 +541,16 @@
         <w:ind w:firstLine="720"/>
         <w:jc w:val="both"/>
         <w:rPr>
-          <w:lang w:val="en-US"/>
-        </w:rPr>
-      </w:pPr>
-      <w:r>
-        <w:rPr>
-          <w:lang w:val="en-US"/>
-        </w:rPr>
-        <w:t>│   │     └ Regression (predict values)</w:t>
+          <w:sz w:val="20"/>
+          <w:lang w:val="en-US"/>
+        </w:rPr>
+      </w:pPr>
+      <w:r>
+        <w:rPr>
+          <w:sz w:val="20"/>
+          <w:lang w:val="en-US"/>
+        </w:rPr>
+        <w:t>│   │     └ REGRESSION (PREDICT VALUES)</w:t>
       </w:r>
     </w:p>
     <w:p>
@@ -579,11 +558,13 @@
         <w:ind w:firstLine="720"/>
         <w:jc w:val="both"/>
         <w:rPr>
-          <w:lang w:val="en-US"/>
-        </w:rPr>
-      </w:pPr>
-      <w:r>
-        <w:rPr>
+          <w:sz w:val="20"/>
+          <w:lang w:val="en-US"/>
+        </w:rPr>
+      </w:pPr>
+      <w:r>
+        <w:rPr>
+          <w:sz w:val="20"/>
           <w:lang w:val="en-US"/>
         </w:rPr>
         <w:t>│   │</w:t>
@@ -594,26 +575,16 @@
         <w:ind w:firstLine="720"/>
         <w:jc w:val="both"/>
         <w:rPr>
-          <w:lang w:val="en-US"/>
-        </w:rPr>
-      </w:pPr>
-      <w:r>
-        <w:rPr>
-          <w:lang w:val="en-US"/>
-        </w:rPr>
-        <w:t>│   ├</w:t>
-      </w:r>
-      <w:r>
-        <w:rPr>
-          <w:lang w:val="en-US"/>
-        </w:rPr>
-        <w:t xml:space="preserve"> </w:t>
-      </w:r>
-      <w:r>
-        <w:rPr>
-          <w:lang w:val="en-US"/>
-        </w:rPr>
-        <w:t>Unsupervised Learning</w:t>
+          <w:sz w:val="20"/>
+          <w:lang w:val="en-US"/>
+        </w:rPr>
+      </w:pPr>
+      <w:r>
+        <w:rPr>
+          <w:sz w:val="20"/>
+          <w:lang w:val="en-US"/>
+        </w:rPr>
+        <w:t>│   ├ UNSUPERVISED LEARNING</w:t>
       </w:r>
     </w:p>
     <w:p>
@@ -621,14 +592,16 @@
         <w:ind w:firstLine="720"/>
         <w:jc w:val="both"/>
         <w:rPr>
-          <w:lang w:val="en-US"/>
-        </w:rPr>
-      </w:pPr>
-      <w:r>
-        <w:rPr>
-          <w:lang w:val="en-US"/>
-        </w:rPr>
-        <w:t>│   │     └ Clustering (group similar data)</w:t>
+          <w:sz w:val="20"/>
+          <w:lang w:val="en-US"/>
+        </w:rPr>
+      </w:pPr>
+      <w:r>
+        <w:rPr>
+          <w:sz w:val="20"/>
+          <w:lang w:val="en-US"/>
+        </w:rPr>
+        <w:t>│   │     └ CLUSTERING (GROUP SIMILAR DATA)</w:t>
       </w:r>
     </w:p>
     <w:p>
@@ -636,11 +609,13 @@
         <w:ind w:firstLine="720"/>
         <w:jc w:val="both"/>
         <w:rPr>
-          <w:lang w:val="en-US"/>
-        </w:rPr>
-      </w:pPr>
-      <w:r>
-        <w:rPr>
+          <w:sz w:val="20"/>
+          <w:lang w:val="en-US"/>
+        </w:rPr>
+      </w:pPr>
+      <w:r>
+        <w:rPr>
+          <w:sz w:val="20"/>
           <w:lang w:val="en-US"/>
         </w:rPr>
         <w:t>│   │</w:t>
@@ -651,14 +626,16 @@
         <w:ind w:firstLine="720"/>
         <w:jc w:val="both"/>
         <w:rPr>
-          <w:lang w:val="en-US"/>
-        </w:rPr>
-      </w:pPr>
-      <w:r>
-        <w:rPr>
-          <w:lang w:val="en-US"/>
-        </w:rPr>
-        <w:t>│   └ Reinforcement Learning</w:t>
+          <w:sz w:val="20"/>
+          <w:lang w:val="en-US"/>
+        </w:rPr>
+      </w:pPr>
+      <w:r>
+        <w:rPr>
+          <w:sz w:val="20"/>
+          <w:lang w:val="en-US"/>
+        </w:rPr>
+        <w:t>│   └ REINFORCEMENT LEARNING</w:t>
       </w:r>
     </w:p>
     <w:p>
@@ -666,14 +643,16 @@
         <w:ind w:firstLine="720"/>
         <w:jc w:val="both"/>
         <w:rPr>
-          <w:lang w:val="en-US"/>
-        </w:rPr>
-      </w:pPr>
-      <w:r>
-        <w:rPr>
-          <w:lang w:val="en-US"/>
-        </w:rPr>
-        <w:t>│         └ Learn by rules, rewards, and penalties</w:t>
+          <w:sz w:val="20"/>
+          <w:lang w:val="en-US"/>
+        </w:rPr>
+      </w:pPr>
+      <w:r>
+        <w:rPr>
+          <w:sz w:val="20"/>
+          <w:lang w:val="en-US"/>
+        </w:rPr>
+        <w:t>│         └ LEARN BY RULES, REWARDS, AND PENALTIES</w:t>
       </w:r>
     </w:p>
     <w:p>
@@ -681,11 +660,13 @@
         <w:ind w:firstLine="720"/>
         <w:jc w:val="both"/>
         <w:rPr>
-          <w:lang w:val="en-US"/>
-        </w:rPr>
-      </w:pPr>
-      <w:r>
-        <w:rPr>
+          <w:sz w:val="20"/>
+          <w:lang w:val="en-US"/>
+        </w:rPr>
+      </w:pPr>
+      <w:r>
+        <w:rPr>
+          <w:sz w:val="20"/>
           <w:lang w:val="en-US"/>
         </w:rPr>
         <w:t>│</w:t>
@@ -696,26 +677,30 @@
         <w:ind w:firstLine="720"/>
         <w:jc w:val="both"/>
         <w:rPr>
-          <w:lang w:val="en-US"/>
-        </w:rPr>
-      </w:pPr>
-      <w:r>
-        <w:rPr>
-          <w:lang w:val="en-US"/>
-        </w:rPr>
-        <w:t>└ Deep Learning (DL) → Uses neural networks with many layers</w:t>
-      </w:r>
-    </w:p>
-    <w:p>
-      <w:pPr>
-        <w:jc w:val="both"/>
-        <w:rPr>
+          <w:sz w:val="20"/>
+          <w:lang w:val="en-US"/>
+        </w:rPr>
+      </w:pPr>
+      <w:r>
+        <w:rPr>
+          <w:sz w:val="20"/>
+          <w:lang w:val="en-US"/>
+        </w:rPr>
+        <w:t>└ DEEP LEARNING (DL) → USES NEURAL NETWORKS WITH MANY LAYERS</w:t>
+      </w:r>
+    </w:p>
+    <w:p>
+      <w:pPr>
+        <w:jc w:val="both"/>
+        <w:rPr>
+          <w:sz w:val="20"/>
           <w:lang w:val="en-US"/>
         </w:rPr>
       </w:pPr>
       <w:r>
         <w:rPr>
           <w:noProof/>
+          <w:sz w:val="20"/>
           <w:lang w:val="en-US"/>
         </w:rPr>
         <w:lastRenderedPageBreak/>
@@ -766,6 +751,7 @@
       <w:pPr>
         <w:jc w:val="both"/>
         <w:rPr>
+          <w:sz w:val="20"/>
           <w:lang w:val="en-US"/>
         </w:rPr>
       </w:pPr>
@@ -781,7 +767,7 @@
 </file>
 
 <file path=word/numbering.xml><?xml version="1.0" encoding="utf-8"?>
-<w:numbering xmlns:wpc="http://schemas.microsoft.com/office/word/2010/wordprocessingCanvas" xmlns:cx="http://schemas.microsoft.com/office/drawing/2014/chartex" xmlns:cx1="http://schemas.microsoft.com/office/drawing/2015/9/8/chartex" xmlns:cx2="http://schemas.microsoft.com/office/drawing/2015/10/21/chartex" xmlns:cx3="http://schemas.microsoft.com/office/drawing/2016/5/9/chartex" xmlns:cx4="http://schemas.microsoft.com/office/drawing/2016/5/10/chartex" xmlns:cx5="http://schemas.microsoft.com/office/drawing/2016/5/11/chartex" xmlns:cx6="http://schemas.microsoft.com/office/drawing/2016/5/12/chartex" xmlns:cx7="http://schemas.microsoft.com/office/drawing/2016/5/13/chartex" xmlns:cx8="http://schemas.microsoft.com/office/drawing/2016/5/14/chartex" xmlns:mc="http://schemas.openxmlformats.org/markup-compatibility/2006" xmlns:aink="http://schemas.microsoft.com/office/drawing/2016/ink" xmlns:am3d="http://schemas.microsoft.com/office/drawing/2017/model3d" xmlns:o="urn:schemas-microsoft-com:office:office" xmlns:r="http://schemas.openxmlformats.org/officeDocument/2006/relationships" xmlns:m="http://schemas.openxmlformats.org/officeDocument/2006/math" xmlns:v="urn:schemas-microsoft-com:vml" xmlns:wp14="http://schemas.microsoft.com/office/word/2010/wordprocessingDrawing" xmlns:wp="http://schemas.openxmlformats.org/drawingml/2006/wordprocessingDrawing" xmlns:w10="urn:schemas-microsoft-com:office:word" xmlns:w="http://schemas.openxmlformats.org/wordprocessingml/2006/main" xmlns:w14="http://schemas.microsoft.com/office/word/2010/wordml" xmlns:w15="http://schemas.microsoft.com/office/word/2012/wordml" xmlns:w16cex="http://schemas.microsoft.com/office/word/2018/wordml/cex" xmlns:w16cid="http://schemas.microsoft.com/office/word/2016/wordml/cid" xmlns:w16="http://schemas.microsoft.com/office/word/2018/wordml" xmlns:w16sdtdh="http://schemas.microsoft.com/office/word/2020/wordml/sdtdatahash" xmlns:w16se="http://schemas.microsoft.com/office/word/2015/wordml/symex" xmlns:wpg="http://schemas.microsoft.com/office/word/2010/wordprocessingGroup" xmlns:wpi="http://schemas.microsoft.com/office/word/2010/wordprocessingInk" xmlns:wne="http://schemas.microsoft.com/office/word/2006/wordml" xmlns:wps="http://schemas.microsoft.com/office/word/2010/wordprocessingShape" mc:Ignorable="w14 w15 w16se w16cid w16 w16cex w16sdtdh wp14">
+<w:numbering xmlns:wpc="http://schemas.microsoft.com/office/word/2010/wordprocessingCanvas" xmlns:cx="http://schemas.microsoft.com/office/drawing/2014/chartex" xmlns:cx1="http://schemas.microsoft.com/office/drawing/2015/9/8/chartex" xmlns:cx2="http://schemas.microsoft.com/office/drawing/2015/10/21/chartex" xmlns:cx3="http://schemas.microsoft.com/office/drawing/2016/5/9/chartex" xmlns:cx4="http://schemas.microsoft.com/office/drawing/2016/5/10/chartex" xmlns:cx5="http://schemas.microsoft.com/office/drawing/2016/5/11/chartex" xmlns:cx6="http://schemas.microsoft.com/office/drawing/2016/5/12/chartex" xmlns:cx7="http://schemas.microsoft.com/office/drawing/2016/5/13/chartex" xmlns:cx8="http://schemas.microsoft.com/office/drawing/2016/5/14/chartex" xmlns:mc="http://schemas.openxmlformats.org/markup-compatibility/2006" xmlns:aink="http://schemas.microsoft.com/office/drawing/2016/ink" xmlns:am3d="http://schemas.microsoft.com/office/drawing/2017/model3d" xmlns:o="urn:schemas-microsoft-com:office:office" xmlns:oel="http://schemas.microsoft.com/office/2019/extlst" xmlns:r="http://schemas.openxmlformats.org/officeDocument/2006/relationships" xmlns:m="http://schemas.openxmlformats.org/officeDocument/2006/math" xmlns:v="urn:schemas-microsoft-com:vml" xmlns:wp14="http://schemas.microsoft.com/office/word/2010/wordprocessingDrawing" xmlns:wp="http://schemas.openxmlformats.org/drawingml/2006/wordprocessingDrawing" xmlns:w10="urn:schemas-microsoft-com:office:word" xmlns:w="http://schemas.openxmlformats.org/wordprocessingml/2006/main" xmlns:w14="http://schemas.microsoft.com/office/word/2010/wordml" xmlns:w15="http://schemas.microsoft.com/office/word/2012/wordml" xmlns:w16cex="http://schemas.microsoft.com/office/word/2018/wordml/cex" xmlns:w16cid="http://schemas.microsoft.com/office/word/2016/wordml/cid" xmlns:w16="http://schemas.microsoft.com/office/word/2018/wordml" xmlns:w16du="http://schemas.microsoft.com/office/word/2023/wordml/word16du" xmlns:w16sdtdh="http://schemas.microsoft.com/office/word/2020/wordml/sdtdatahash" xmlns:w16sdtfl="http://schemas.microsoft.com/office/word/2024/wordml/sdtformatlock" xmlns:w16se="http://schemas.microsoft.com/office/word/2015/wordml/symex" xmlns:wpg="http://schemas.microsoft.com/office/word/2010/wordprocessingGroup" xmlns:wpi="http://schemas.microsoft.com/office/word/2010/wordprocessingInk" xmlns:wne="http://schemas.microsoft.com/office/word/2006/wordml" xmlns:wps="http://schemas.microsoft.com/office/word/2010/wordprocessingShape" mc:Ignorable="w14 w15 w16se w16cid w16 w16cex w16sdtdh w16sdtfl w16du wp14">
   <w:abstractNum w:abstractNumId="0" w15:restartNumberingAfterBreak="0">
     <w:nsid w:val="1B8E5709"/>
     <w:multiLevelType w:val="hybridMultilevel"/>
@@ -1523,32 +1509,32 @@
       </w:pPr>
     </w:lvl>
   </w:abstractNum>
-  <w:num w:numId="1">
+  <w:num w:numId="1" w16cid:durableId="720322251">
     <w:abstractNumId w:val="2"/>
   </w:num>
-  <w:num w:numId="2">
+  <w:num w:numId="2" w16cid:durableId="1290166605">
     <w:abstractNumId w:val="4"/>
   </w:num>
-  <w:num w:numId="3">
+  <w:num w:numId="3" w16cid:durableId="35618572">
     <w:abstractNumId w:val="6"/>
   </w:num>
-  <w:num w:numId="4">
+  <w:num w:numId="4" w16cid:durableId="1143691960">
     <w:abstractNumId w:val="1"/>
   </w:num>
-  <w:num w:numId="5">
+  <w:num w:numId="5" w16cid:durableId="810752819">
     <w:abstractNumId w:val="3"/>
   </w:num>
-  <w:num w:numId="6">
+  <w:num w:numId="6" w16cid:durableId="822047686">
     <w:abstractNumId w:val="5"/>
   </w:num>
-  <w:num w:numId="7">
+  <w:num w:numId="7" w16cid:durableId="370112339">
     <w:abstractNumId w:val="0"/>
   </w:num>
 </w:numbering>
 </file>
 
 <file path=word/styles.xml><?xml version="1.0" encoding="utf-8"?>
-<w:styles xmlns:mc="http://schemas.openxmlformats.org/markup-compatibility/2006" xmlns:r="http://schemas.openxmlformats.org/officeDocument/2006/relationships" xmlns:w="http://schemas.openxmlformats.org/wordprocessingml/2006/main" xmlns:w14="http://schemas.microsoft.com/office/word/2010/wordml" xmlns:w15="http://schemas.microsoft.com/office/word/2012/wordml" xmlns:w16cex="http://schemas.microsoft.com/office/word/2018/wordml/cex" xmlns:w16cid="http://schemas.microsoft.com/office/word/2016/wordml/cid" xmlns:w16="http://schemas.microsoft.com/office/word/2018/wordml" xmlns:w16sdtdh="http://schemas.microsoft.com/office/word/2020/wordml/sdtdatahash" xmlns:w16se="http://schemas.microsoft.com/office/word/2015/wordml/symex" mc:Ignorable="w14 w15 w16se w16cid w16 w16cex w16sdtdh">
+<w:styles xmlns:mc="http://schemas.openxmlformats.org/markup-compatibility/2006" xmlns:r="http://schemas.openxmlformats.org/officeDocument/2006/relationships" xmlns:w="http://schemas.openxmlformats.org/wordprocessingml/2006/main" xmlns:w14="http://schemas.microsoft.com/office/word/2010/wordml" xmlns:w15="http://schemas.microsoft.com/office/word/2012/wordml" xmlns:w16cex="http://schemas.microsoft.com/office/word/2018/wordml/cex" xmlns:w16cid="http://schemas.microsoft.com/office/word/2016/wordml/cid" xmlns:w16="http://schemas.microsoft.com/office/word/2018/wordml" xmlns:w16du="http://schemas.microsoft.com/office/word/2023/wordml/word16du" xmlns:w16sdtdh="http://schemas.microsoft.com/office/word/2020/wordml/sdtdatahash" xmlns:w16sdtfl="http://schemas.microsoft.com/office/word/2024/wordml/sdtformatlock" xmlns:w16se="http://schemas.microsoft.com/office/word/2015/wordml/symex" mc:Ignorable="w14 w15 w16se w16cid w16 w16cex w16sdtdh w16sdtfl w16du">
   <w:docDefaults>
     <w:rPrDefault>
       <w:rPr>
@@ -1668,6 +1654,7 @@
     <w:lsdException w:name="HTML Sample" w:semiHidden="1" w:unhideWhenUsed="1"/>
     <w:lsdException w:name="HTML Typewriter" w:semiHidden="1" w:unhideWhenUsed="1"/>
     <w:lsdException w:name="HTML Variable" w:semiHidden="1" w:unhideWhenUsed="1"/>
+    <w:lsdException w:name="Normal Table" w:semiHidden="1" w:unhideWhenUsed="1"/>
     <w:lsdException w:name="annotation subject" w:semiHidden="1" w:unhideWhenUsed="1"/>
     <w:lsdException w:name="No List" w:semiHidden="1" w:unhideWhenUsed="1"/>
     <w:lsdException w:name="Outline List 1" w:semiHidden="1" w:unhideWhenUsed="1"/>
@@ -1714,8 +1701,10 @@
     <w:lsdException w:name="Table Subtle 2" w:semiHidden="1" w:unhideWhenUsed="1"/>
     <w:lsdException w:name="Table Web 1" w:semiHidden="1" w:unhideWhenUsed="1"/>
     <w:lsdException w:name="Table Web 2" w:semiHidden="1" w:unhideWhenUsed="1"/>
+    <w:lsdException w:name="Table Web 3" w:semiHidden="1" w:unhideWhenUsed="1"/>
     <w:lsdException w:name="Balloon Text" w:semiHidden="1" w:unhideWhenUsed="1"/>
     <w:lsdException w:name="Table Grid" w:uiPriority="39"/>
+    <w:lsdException w:name="Table Theme" w:semiHidden="1" w:unhideWhenUsed="1"/>
     <w:lsdException w:name="Placeholder Text" w:semiHidden="1"/>
     <w:lsdException w:name="No Spacing" w:uiPriority="1" w:qFormat="1"/>
     <w:lsdException w:name="Light Shading" w:uiPriority="60"/>
